--- a/dokumentaatiot/projektisuunnitelma_ryhma2.docx
+++ b/dokumentaatiot/projektisuunnitelma_ryhma2.docx
@@ -1681,6 +1681,8 @@
         <w:contextualSpacing/>
         <w:rPr>
           <w:rFonts w:ascii="Verdana" w:hAnsi="Verdana" w:cs="Verdana"/>
+          <w:b w:val="1"/>
+          <w:bCs w:val="1"/>
           <w:color w:val="auto"/>
           <w:sz w:val="28"/>
           <w:szCs w:val="28"/>
@@ -1689,6 +1691,8 @@
       <w:r>
         <w:rPr>
           <w:rFonts w:ascii="Verdana" w:hAnsi="Verdana"/>
+          <w:b w:val="1"/>
+          <w:bCs w:val="1"/>
           <w:color w:val="auto"/>
         </w:rPr>
         <w:t>Tietokoneverkko</w:t>
@@ -1696,6 +1700,8 @@
       <w:r>
         <w:rPr>
           <w:rFonts w:ascii="Verdana" w:hAnsi="Verdana"/>
+          <w:b w:val="1"/>
+          <w:bCs w:val="1"/>
           <w:color w:val="auto"/>
         </w:rPr>
         <w:t xml:space="preserve"> </w:t>
@@ -1703,6 +1709,8 @@
       <w:r>
         <w:rPr>
           <w:rFonts w:ascii="Verdana" w:hAnsi="Verdana"/>
+          <w:b w:val="1"/>
+          <w:bCs w:val="1"/>
           <w:color w:val="auto"/>
         </w:rPr>
         <w:t xml:space="preserve">tiedonsiirtoa (http tai </w:t>
@@ -1710,6 +1718,8 @@
       <w:r>
         <w:rPr>
           <w:rFonts w:ascii="Verdana" w:hAnsi="Verdana"/>
+          <w:b w:val="1"/>
+          <w:bCs w:val="1"/>
           <w:color w:val="auto"/>
         </w:rPr>
         <w:t>https</w:t>
@@ -1717,6 +1727,8 @@
       <w:r>
         <w:rPr>
           <w:rFonts w:ascii="Verdana" w:hAnsi="Verdana"/>
+          <w:b w:val="1"/>
+          <w:bCs w:val="1"/>
           <w:color w:val="auto"/>
         </w:rPr>
         <w:t xml:space="preserve"> -protokollaa käyttäen) varten </w:t>
@@ -1724,6 +1736,8 @@
       <w:r>
         <w:rPr>
           <w:rFonts w:ascii="Verdana" w:hAnsi="Verdana"/>
+          <w:b w:val="1"/>
+          <w:bCs w:val="1"/>
           <w:color w:val="auto"/>
         </w:rPr>
         <w:t>automaatin tietokoneen ja palvelimen välille.</w:t>
